--- a/semana 1/Atividades - Semana 1 - AppClicks - Alunos.docx
+++ b/semana 1/Atividades - Semana 1 - AppClicks - Alunos.docx
@@ -58,141 +58,8 @@
       </w:r>
     </w:p>
     <w:p>
-      <w:proofErr w:type="spellStart"/>
       <w:r>
-        <w:t>Alternativas</w:t>
-      </w:r>
-      <w:proofErr w:type="spellEnd"/>
-      <w:r>
-        <w:t xml:space="preserve">: </w:t>
-      </w:r>
-      <w:proofErr w:type="spellStart"/>
-      <w:r>
-        <w:t>Criar</w:t>
-      </w:r>
-      <w:proofErr w:type="spellEnd"/>
-      <w:r>
-        <w:t xml:space="preserve"> e </w:t>
-      </w:r>
-      <w:proofErr w:type="spellStart"/>
-      <w:r>
-        <w:t>gerenciar</w:t>
-      </w:r>
-      <w:proofErr w:type="spellEnd"/>
-      <w:r>
-        <w:t xml:space="preserve"> </w:t>
-      </w:r>
-      <w:proofErr w:type="spellStart"/>
-      <w:r>
-        <w:t>negócios</w:t>
-      </w:r>
-      <w:proofErr w:type="spellEnd"/>
-      <w:r>
-        <w:t xml:space="preserve"> </w:t>
-      </w:r>
-      <w:proofErr w:type="spellStart"/>
-      <w:r>
-        <w:t>usando</w:t>
-      </w:r>
-      <w:proofErr w:type="spellEnd"/>
-      <w:r>
-        <w:t xml:space="preserve"> </w:t>
-      </w:r>
-      <w:proofErr w:type="gramStart"/>
-      <w:r>
-        <w:t>a</w:t>
-      </w:r>
-      <w:proofErr w:type="gramEnd"/>
-      <w:r>
-        <w:t xml:space="preserve"> internet </w:t>
-      </w:r>
-      <w:proofErr w:type="spellStart"/>
-      <w:r>
-        <w:t>como</w:t>
-      </w:r>
-      <w:proofErr w:type="spellEnd"/>
-      <w:r>
-        <w:t xml:space="preserve"> principal </w:t>
-      </w:r>
-      <w:proofErr w:type="spellStart"/>
-      <w:r>
-        <w:t>meio</w:t>
-      </w:r>
-      <w:proofErr w:type="spellEnd"/>
-      <w:r>
-        <w:t xml:space="preserve">. | Vender </w:t>
-      </w:r>
-      <w:proofErr w:type="spellStart"/>
-      <w:r>
-        <w:t>somente</w:t>
-      </w:r>
-      <w:proofErr w:type="spellEnd"/>
-      <w:r>
-        <w:t xml:space="preserve"> </w:t>
-      </w:r>
-      <w:proofErr w:type="spellStart"/>
-      <w:r>
-        <w:t>produtos</w:t>
-      </w:r>
-      <w:proofErr w:type="spellEnd"/>
-      <w:r>
-        <w:t xml:space="preserve"> </w:t>
-      </w:r>
-      <w:proofErr w:type="spellStart"/>
-      <w:r>
-        <w:t>físicos</w:t>
-      </w:r>
-      <w:proofErr w:type="spellEnd"/>
-      <w:r>
-        <w:t xml:space="preserve">. | </w:t>
-      </w:r>
-      <w:proofErr w:type="spellStart"/>
-      <w:r>
-        <w:t>Evitar</w:t>
-      </w:r>
-      <w:proofErr w:type="spellEnd"/>
-      <w:r>
-        <w:t xml:space="preserve"> </w:t>
-      </w:r>
-      <w:proofErr w:type="spellStart"/>
-      <w:r>
-        <w:t>mudanças</w:t>
-      </w:r>
-      <w:proofErr w:type="spellEnd"/>
-      <w:r>
-        <w:t xml:space="preserve"> no mercado. | </w:t>
-      </w:r>
-      <w:proofErr w:type="spellStart"/>
-      <w:r>
-        <w:t>Trabalhar</w:t>
-      </w:r>
-      <w:proofErr w:type="spellEnd"/>
-      <w:r>
-        <w:t xml:space="preserve"> </w:t>
-      </w:r>
-      <w:proofErr w:type="spellStart"/>
-      <w:r>
-        <w:t>sem</w:t>
-      </w:r>
-      <w:proofErr w:type="spellEnd"/>
-      <w:r>
-        <w:t xml:space="preserve"> </w:t>
-      </w:r>
-      <w:proofErr w:type="spellStart"/>
-      <w:r>
-        <w:t>conhecer</w:t>
-      </w:r>
-      <w:proofErr w:type="spellEnd"/>
-      <w:r>
-        <w:t xml:space="preserve"> o </w:t>
-      </w:r>
-      <w:proofErr w:type="spellStart"/>
-      <w:r>
-        <w:t>cliente</w:t>
-      </w:r>
-      <w:proofErr w:type="spellEnd"/>
-      <w:r>
-        <w:t>.</w:t>
+        <w:t>Alternativas: Vender somente produtos físicos. | Criar e gerenciar negócios usando a internet como principal meio. | Evitar mudanças no mercado. | Trabalhar sem conhecer o cliente.</w:t>
       </w:r>
     </w:p>
     <w:p>
@@ -226,117 +93,8 @@
       </w:r>
     </w:p>
     <w:p>
-      <w:proofErr w:type="spellStart"/>
       <w:r>
-        <w:t>Alternativas</w:t>
-      </w:r>
-      <w:proofErr w:type="spellEnd"/>
-      <w:r>
-        <w:t xml:space="preserve">: Freemium, </w:t>
-      </w:r>
-      <w:proofErr w:type="spellStart"/>
-      <w:r>
-        <w:t>assinatura</w:t>
-      </w:r>
-      <w:proofErr w:type="spellEnd"/>
-      <w:r>
-        <w:t xml:space="preserve">, </w:t>
-      </w:r>
-      <w:proofErr w:type="spellStart"/>
-      <w:r>
-        <w:t>publicidade</w:t>
-      </w:r>
-      <w:proofErr w:type="spellEnd"/>
-      <w:r>
-        <w:t xml:space="preserve"> e </w:t>
-      </w:r>
-      <w:proofErr w:type="spellStart"/>
-      <w:r>
-        <w:t>compras</w:t>
-      </w:r>
-      <w:proofErr w:type="spellEnd"/>
-      <w:r>
-        <w:t xml:space="preserve"> </w:t>
-      </w:r>
-      <w:proofErr w:type="spellStart"/>
-      <w:r>
-        <w:t>dentro</w:t>
-      </w:r>
-      <w:proofErr w:type="spellEnd"/>
-      <w:r>
-        <w:t xml:space="preserve"> do app. | </w:t>
-      </w:r>
-      <w:proofErr w:type="spellStart"/>
-      <w:r>
-        <w:t>Doação</w:t>
-      </w:r>
-      <w:proofErr w:type="spellEnd"/>
-      <w:r>
-        <w:t xml:space="preserve">, </w:t>
-      </w:r>
-      <w:proofErr w:type="spellStart"/>
-      <w:r>
-        <w:t>empréstimo</w:t>
-      </w:r>
-      <w:proofErr w:type="spellEnd"/>
-      <w:r>
-        <w:t xml:space="preserve"> e </w:t>
-      </w:r>
-      <w:proofErr w:type="spellStart"/>
-      <w:r>
-        <w:t>escambo</w:t>
-      </w:r>
-      <w:proofErr w:type="spellEnd"/>
-      <w:r>
-        <w:t xml:space="preserve">. | </w:t>
-      </w:r>
-      <w:proofErr w:type="spellStart"/>
-      <w:r>
-        <w:t>Apenas</w:t>
-      </w:r>
-      <w:proofErr w:type="spellEnd"/>
-      <w:r>
-        <w:t xml:space="preserve"> </w:t>
-      </w:r>
-      <w:proofErr w:type="spellStart"/>
-      <w:r>
-        <w:t>venda</w:t>
-      </w:r>
-      <w:proofErr w:type="spellEnd"/>
-      <w:r>
-        <w:t xml:space="preserve"> de </w:t>
-      </w:r>
-      <w:proofErr w:type="spellStart"/>
-      <w:r>
-        <w:t>equipamentos</w:t>
-      </w:r>
-      <w:proofErr w:type="spellEnd"/>
-      <w:r>
-        <w:t xml:space="preserve">. | </w:t>
-      </w:r>
-      <w:proofErr w:type="spellStart"/>
-      <w:r>
-        <w:t>Somente</w:t>
-      </w:r>
-      <w:proofErr w:type="spellEnd"/>
-      <w:r>
-        <w:t xml:space="preserve"> </w:t>
-      </w:r>
-      <w:proofErr w:type="spellStart"/>
-      <w:r>
-        <w:t>anúncios</w:t>
-      </w:r>
-      <w:proofErr w:type="spellEnd"/>
-      <w:r>
-        <w:t xml:space="preserve"> </w:t>
-      </w:r>
-      <w:proofErr w:type="spellStart"/>
-      <w:r>
-        <w:t>impressos</w:t>
-      </w:r>
-      <w:proofErr w:type="spellEnd"/>
-      <w:r>
-        <w:t>.</w:t>
+        <w:t>Alternativas: Apenas venda de equipamentos. | Doação, empréstimo e escambo. | Freemium, assinatura, publicidade e compras dentro do app. | Somente anúncios impressos.</w:t>
       </w:r>
     </w:p>
     <w:p>
@@ -370,157 +128,8 @@
       </w:r>
     </w:p>
     <w:p>
-      <w:proofErr w:type="spellStart"/>
       <w:r>
-        <w:t>Alternativas</w:t>
-      </w:r>
-      <w:proofErr w:type="spellEnd"/>
-      <w:r>
-        <w:t xml:space="preserve">: </w:t>
-      </w:r>
-      <w:proofErr w:type="spellStart"/>
-      <w:r>
-        <w:t>Soluções</w:t>
-      </w:r>
-      <w:proofErr w:type="spellEnd"/>
-      <w:r>
-        <w:t xml:space="preserve"> para </w:t>
-      </w:r>
-      <w:proofErr w:type="spellStart"/>
-      <w:r>
-        <w:t>pequenas</w:t>
-      </w:r>
-      <w:proofErr w:type="spellEnd"/>
-      <w:r>
-        <w:t xml:space="preserve"> </w:t>
-      </w:r>
-      <w:proofErr w:type="spellStart"/>
-      <w:r>
-        <w:t>empresas</w:t>
-      </w:r>
-      <w:proofErr w:type="spellEnd"/>
-      <w:r>
-        <w:t xml:space="preserve"> e </w:t>
-      </w:r>
-      <w:proofErr w:type="spellStart"/>
-      <w:r>
-        <w:t>nichos</w:t>
-      </w:r>
-      <w:proofErr w:type="spellEnd"/>
-      <w:r>
-        <w:t xml:space="preserve"> </w:t>
-      </w:r>
-      <w:proofErr w:type="spellStart"/>
-      <w:r>
-        <w:t>locais</w:t>
-      </w:r>
-      <w:proofErr w:type="spellEnd"/>
-      <w:r>
-        <w:t xml:space="preserve">. | </w:t>
-      </w:r>
-      <w:proofErr w:type="spellStart"/>
-      <w:r>
-        <w:t>Copiar</w:t>
-      </w:r>
-      <w:proofErr w:type="spellEnd"/>
-      <w:r>
-        <w:t xml:space="preserve"> </w:t>
-      </w:r>
-      <w:proofErr w:type="spellStart"/>
-      <w:r>
-        <w:t>qualquer</w:t>
-      </w:r>
-      <w:proofErr w:type="spellEnd"/>
-      <w:r>
-        <w:t xml:space="preserve"> app </w:t>
-      </w:r>
-      <w:proofErr w:type="spellStart"/>
-      <w:r>
-        <w:t>sem</w:t>
-      </w:r>
-      <w:proofErr w:type="spellEnd"/>
-      <w:r>
-        <w:t xml:space="preserve"> </w:t>
-      </w:r>
-      <w:proofErr w:type="spellStart"/>
-      <w:r>
-        <w:t>investigar</w:t>
-      </w:r>
-      <w:proofErr w:type="spellEnd"/>
-      <w:r>
-        <w:t xml:space="preserve"> o </w:t>
-      </w:r>
-      <w:proofErr w:type="spellStart"/>
-      <w:r>
-        <w:t>problema</w:t>
-      </w:r>
-      <w:proofErr w:type="spellEnd"/>
-      <w:r>
-        <w:t xml:space="preserve">. | </w:t>
-      </w:r>
-      <w:proofErr w:type="spellStart"/>
-      <w:r>
-        <w:t>Ignorar</w:t>
-      </w:r>
-      <w:proofErr w:type="spellEnd"/>
-      <w:r>
-        <w:t xml:space="preserve"> </w:t>
-      </w:r>
-      <w:proofErr w:type="spellStart"/>
-      <w:r>
-        <w:t>usuários</w:t>
-      </w:r>
-      <w:proofErr w:type="spellEnd"/>
-      <w:r>
-        <w:t xml:space="preserve"> </w:t>
-      </w:r>
-      <w:proofErr w:type="spellStart"/>
-      <w:r>
-        <w:t>regionais</w:t>
-      </w:r>
-      <w:proofErr w:type="spellEnd"/>
-      <w:r>
-        <w:t xml:space="preserve">. | </w:t>
-      </w:r>
-      <w:proofErr w:type="spellStart"/>
-      <w:r>
-        <w:t>Criar</w:t>
-      </w:r>
-      <w:proofErr w:type="spellEnd"/>
-      <w:r>
-        <w:t xml:space="preserve"> </w:t>
-      </w:r>
-      <w:proofErr w:type="spellStart"/>
-      <w:r>
-        <w:t>uma</w:t>
-      </w:r>
-      <w:proofErr w:type="spellEnd"/>
-      <w:r>
-        <w:t xml:space="preserve"> </w:t>
-      </w:r>
-      <w:proofErr w:type="spellStart"/>
-      <w:r>
-        <w:t>solução</w:t>
-      </w:r>
-      <w:proofErr w:type="spellEnd"/>
-      <w:r>
-        <w:t xml:space="preserve"> </w:t>
-      </w:r>
-      <w:proofErr w:type="spellStart"/>
-      <w:r>
-        <w:t>sem</w:t>
-      </w:r>
-      <w:proofErr w:type="spellEnd"/>
-      <w:r>
-        <w:t xml:space="preserve"> </w:t>
-      </w:r>
-      <w:proofErr w:type="spellStart"/>
-      <w:r>
-        <w:t>validação</w:t>
-      </w:r>
-      <w:proofErr w:type="spellEnd"/>
-      <w:r>
-        <w:t>.</w:t>
+        <w:t>Alternativas: Ignorar usuários regionais. | Soluções para pequenas empresas e nichos locais. | Copiar qualquer app sem investigar o problema. | Criar uma solução sem validação.</w:t>
       </w:r>
     </w:p>
     <w:p>
@@ -560,147 +169,9 @@
         </w:pBdr>
         <w:spacing w:after="40" w:line="240" w:lineRule="auto"/>
       </w:pPr>
-      <w:proofErr w:type="spellStart"/>
       <w:r>
-        <w:t>Alternativas</w:t>
+        <w:t>Alternativas: Evitar contato com usuários | Ter apenas um nome criativo. | Compreender o problema, oferecer boa experiência e planejar divulgação e monetização. | Usar muitas telas sem objetivo.</w:t>
       </w:r>
-      <w:proofErr w:type="spellEnd"/>
-      <w:r>
-        <w:t xml:space="preserve">: </w:t>
-      </w:r>
-      <w:proofErr w:type="spellStart"/>
-      <w:r>
-        <w:t>Compreender</w:t>
-      </w:r>
-      <w:proofErr w:type="spellEnd"/>
-      <w:r>
-        <w:t xml:space="preserve"> o </w:t>
-      </w:r>
-      <w:proofErr w:type="spellStart"/>
-      <w:r>
-        <w:t>problema</w:t>
-      </w:r>
-      <w:proofErr w:type="spellEnd"/>
-      <w:r>
-        <w:t xml:space="preserve">, </w:t>
-      </w:r>
-      <w:proofErr w:type="spellStart"/>
-      <w:r>
-        <w:t>oferecer</w:t>
-      </w:r>
-      <w:proofErr w:type="spellEnd"/>
-      <w:r>
-        <w:t xml:space="preserve"> boa </w:t>
-      </w:r>
-      <w:proofErr w:type="spellStart"/>
-      <w:r>
-        <w:t>experiência</w:t>
-      </w:r>
-      <w:proofErr w:type="spellEnd"/>
-      <w:r>
-        <w:t xml:space="preserve"> e </w:t>
-      </w:r>
-      <w:proofErr w:type="spellStart"/>
-      <w:r>
-        <w:t>planejar</w:t>
-      </w:r>
-      <w:proofErr w:type="spellEnd"/>
-      <w:r>
-        <w:t xml:space="preserve"> </w:t>
-      </w:r>
-      <w:proofErr w:type="spellStart"/>
-      <w:r>
-        <w:t>divulgação</w:t>
-      </w:r>
-      <w:proofErr w:type="spellEnd"/>
-      <w:r>
-        <w:t xml:space="preserve"> e </w:t>
-      </w:r>
-      <w:proofErr w:type="spellStart"/>
-      <w:r>
-        <w:t>monetização</w:t>
-      </w:r>
-      <w:proofErr w:type="spellEnd"/>
-      <w:r>
-        <w:t xml:space="preserve">. | Ter </w:t>
-      </w:r>
-      <w:proofErr w:type="spellStart"/>
-      <w:r>
-        <w:t>apenas</w:t>
-      </w:r>
-      <w:proofErr w:type="spellEnd"/>
-      <w:r>
-        <w:t xml:space="preserve"> um </w:t>
-      </w:r>
-      <w:proofErr w:type="spellStart"/>
-      <w:r>
-        <w:t>nome</w:t>
-      </w:r>
-      <w:proofErr w:type="spellEnd"/>
-      <w:r>
-        <w:t xml:space="preserve"> </w:t>
-      </w:r>
-      <w:proofErr w:type="spellStart"/>
-      <w:r>
-        <w:t>criativo</w:t>
-      </w:r>
-      <w:proofErr w:type="spellEnd"/>
-      <w:r>
-        <w:t xml:space="preserve">. | Usar </w:t>
-      </w:r>
-      <w:proofErr w:type="spellStart"/>
-      <w:r>
-        <w:t>muitas</w:t>
-      </w:r>
-      <w:proofErr w:type="spellEnd"/>
-      <w:r>
-        <w:t xml:space="preserve"> </w:t>
-      </w:r>
-      <w:proofErr w:type="spellStart"/>
-      <w:r>
-        <w:t>telas</w:t>
-      </w:r>
-      <w:proofErr w:type="spellEnd"/>
-      <w:r>
-        <w:t xml:space="preserve"> </w:t>
-      </w:r>
-      <w:proofErr w:type="spellStart"/>
-      <w:r>
-        <w:t>sem</w:t>
-      </w:r>
-      <w:proofErr w:type="spellEnd"/>
-      <w:r>
-        <w:t xml:space="preserve"> </w:t>
-      </w:r>
-      <w:proofErr w:type="spellStart"/>
-      <w:r>
-        <w:t>objetivo</w:t>
-      </w:r>
-      <w:proofErr w:type="spellEnd"/>
-      <w:r>
-        <w:t xml:space="preserve">. | </w:t>
-      </w:r>
-      <w:proofErr w:type="spellStart"/>
-      <w:r>
-        <w:t>Evitar</w:t>
-      </w:r>
-      <w:proofErr w:type="spellEnd"/>
-      <w:r>
-        <w:t xml:space="preserve"> </w:t>
-      </w:r>
-      <w:proofErr w:type="spellStart"/>
-      <w:r>
-        <w:t>contato</w:t>
-      </w:r>
-      <w:proofErr w:type="spellEnd"/>
-      <w:r>
-        <w:t xml:space="preserve"> com </w:t>
-      </w:r>
-      <w:proofErr w:type="spellStart"/>
-      <w:r>
-        <w:t>usuários</w:t>
-      </w:r>
-      <w:proofErr w:type="spellEnd"/>
     </w:p>
     <w:p>
       <w:pPr>
@@ -733,157 +204,8 @@
       </w:r>
     </w:p>
     <w:p>
-      <w:proofErr w:type="spellStart"/>
       <w:r>
-        <w:t>Alternativas</w:t>
-      </w:r>
-      <w:proofErr w:type="spellEnd"/>
-      <w:r>
-        <w:t xml:space="preserve">: Quem </w:t>
-      </w:r>
-      <w:proofErr w:type="spellStart"/>
-      <w:r>
-        <w:t>são</w:t>
-      </w:r>
-      <w:proofErr w:type="spellEnd"/>
-      <w:r>
-        <w:t xml:space="preserve"> </w:t>
-      </w:r>
-      <w:proofErr w:type="spellStart"/>
-      <w:r>
-        <w:t>os</w:t>
-      </w:r>
-      <w:proofErr w:type="spellEnd"/>
-      <w:r>
-        <w:t xml:space="preserve"> </w:t>
-      </w:r>
-      <w:proofErr w:type="spellStart"/>
-      <w:r>
-        <w:t>clientes</w:t>
-      </w:r>
-      <w:proofErr w:type="spellEnd"/>
-      <w:r>
-        <w:t xml:space="preserve"> e qual </w:t>
-      </w:r>
-      <w:proofErr w:type="spellStart"/>
-      <w:r>
-        <w:t>problema</w:t>
-      </w:r>
-      <w:proofErr w:type="spellEnd"/>
-      <w:r>
-        <w:t xml:space="preserve"> </w:t>
-      </w:r>
-      <w:proofErr w:type="spellStart"/>
-      <w:r>
-        <w:t>será</w:t>
-      </w:r>
-      <w:proofErr w:type="spellEnd"/>
-      <w:r>
-        <w:t xml:space="preserve"> </w:t>
-      </w:r>
-      <w:proofErr w:type="spellStart"/>
-      <w:r>
-        <w:t>resolvido</w:t>
-      </w:r>
-      <w:proofErr w:type="spellEnd"/>
-      <w:r>
-        <w:t xml:space="preserve">? | Qual </w:t>
-      </w:r>
-      <w:proofErr w:type="spellStart"/>
-      <w:r>
-        <w:t>cor</w:t>
-      </w:r>
-      <w:proofErr w:type="spellEnd"/>
-      <w:r>
-        <w:t xml:space="preserve"> </w:t>
-      </w:r>
-      <w:proofErr w:type="spellStart"/>
-      <w:r>
-        <w:t>será</w:t>
-      </w:r>
-      <w:proofErr w:type="spellEnd"/>
-      <w:r>
-        <w:t xml:space="preserve"> </w:t>
-      </w:r>
-      <w:proofErr w:type="spellStart"/>
-      <w:r>
-        <w:t>usada</w:t>
-      </w:r>
-      <w:proofErr w:type="spellEnd"/>
-      <w:r>
-        <w:t xml:space="preserve"> antes de </w:t>
-      </w:r>
-      <w:proofErr w:type="spellStart"/>
-      <w:r>
-        <w:t>entender</w:t>
-      </w:r>
-      <w:proofErr w:type="spellEnd"/>
-      <w:r>
-        <w:t xml:space="preserve"> o </w:t>
-      </w:r>
-      <w:proofErr w:type="spellStart"/>
-      <w:r>
-        <w:t>problema</w:t>
-      </w:r>
-      <w:proofErr w:type="spellEnd"/>
-      <w:r>
-        <w:t xml:space="preserve">? | Como </w:t>
-      </w:r>
-      <w:proofErr w:type="spellStart"/>
-      <w:r>
-        <w:t>evitar</w:t>
-      </w:r>
-      <w:proofErr w:type="spellEnd"/>
-      <w:r>
-        <w:t xml:space="preserve"> </w:t>
-      </w:r>
-      <w:proofErr w:type="spellStart"/>
-      <w:r>
-        <w:t>qualquer</w:t>
-      </w:r>
-      <w:proofErr w:type="spellEnd"/>
-      <w:r>
-        <w:t xml:space="preserve"> </w:t>
-      </w:r>
-      <w:proofErr w:type="spellStart"/>
-      <w:r>
-        <w:t>validação</w:t>
-      </w:r>
-      <w:proofErr w:type="spellEnd"/>
-      <w:r>
-        <w:t xml:space="preserve">? | Qual </w:t>
-      </w:r>
-      <w:proofErr w:type="spellStart"/>
-      <w:r>
-        <w:t>código</w:t>
-      </w:r>
-      <w:proofErr w:type="spellEnd"/>
-      <w:r>
-        <w:t xml:space="preserve"> </w:t>
-      </w:r>
-      <w:proofErr w:type="spellStart"/>
-      <w:r>
-        <w:t>será</w:t>
-      </w:r>
-      <w:proofErr w:type="spellEnd"/>
-      <w:r>
-        <w:t xml:space="preserve"> </w:t>
-      </w:r>
-      <w:proofErr w:type="spellStart"/>
-      <w:r>
-        <w:t>escrito</w:t>
-      </w:r>
-      <w:proofErr w:type="spellEnd"/>
-      <w:r>
-        <w:t xml:space="preserve"> antes da </w:t>
-      </w:r>
-      <w:proofErr w:type="spellStart"/>
-      <w:r>
-        <w:t>entrevista</w:t>
-      </w:r>
-      <w:proofErr w:type="spellEnd"/>
-      <w:r>
-        <w:t>?</w:t>
+        <w:t>Alternativas: Qual código será escrito antes da entrevista? | Como evitar qualquer validação? | Qual cor será usada antes de entender o problema? | Quem são os clientes e qual problema será resolvido?</w:t>
       </w:r>
     </w:p>
     <w:p>
@@ -931,141 +253,8 @@
       </w:r>
     </w:p>
     <w:p>
-      <w:proofErr w:type="spellStart"/>
       <w:r>
-        <w:t>Alternativas</w:t>
-      </w:r>
-      <w:proofErr w:type="spellEnd"/>
-      <w:r>
-        <w:t xml:space="preserve">: </w:t>
-      </w:r>
-      <w:proofErr w:type="spellStart"/>
-      <w:r>
-        <w:t>Porque</w:t>
-      </w:r>
-      <w:proofErr w:type="spellEnd"/>
-      <w:r>
-        <w:t xml:space="preserve"> </w:t>
-      </w:r>
-      <w:proofErr w:type="spellStart"/>
-      <w:r>
-        <w:t>os</w:t>
-      </w:r>
-      <w:proofErr w:type="spellEnd"/>
-      <w:r>
-        <w:t xml:space="preserve"> </w:t>
-      </w:r>
-      <w:proofErr w:type="spellStart"/>
-      <w:r>
-        <w:t>requisitos</w:t>
-      </w:r>
-      <w:proofErr w:type="spellEnd"/>
-      <w:r>
-        <w:t xml:space="preserve"> </w:t>
-      </w:r>
-      <w:proofErr w:type="spellStart"/>
-      <w:r>
-        <w:t>devem</w:t>
-      </w:r>
-      <w:proofErr w:type="spellEnd"/>
-      <w:r>
-        <w:t xml:space="preserve"> </w:t>
-      </w:r>
-      <w:proofErr w:type="spellStart"/>
-      <w:r>
-        <w:t>refletir</w:t>
-      </w:r>
-      <w:proofErr w:type="spellEnd"/>
-      <w:r>
-        <w:t xml:space="preserve"> </w:t>
-      </w:r>
-      <w:proofErr w:type="spellStart"/>
-      <w:r>
-        <w:t>necessidades</w:t>
-      </w:r>
-      <w:proofErr w:type="spellEnd"/>
-      <w:r>
-        <w:t xml:space="preserve"> reais. | </w:t>
-      </w:r>
-      <w:proofErr w:type="spellStart"/>
-      <w:r>
-        <w:t>Porque</w:t>
-      </w:r>
-      <w:proofErr w:type="spellEnd"/>
-      <w:r>
-        <w:t xml:space="preserve"> </w:t>
-      </w:r>
-      <w:proofErr w:type="spellStart"/>
-      <w:r>
-        <w:t>elimina</w:t>
-      </w:r>
-      <w:proofErr w:type="spellEnd"/>
-      <w:r>
-        <w:t xml:space="preserve"> a </w:t>
-      </w:r>
-      <w:proofErr w:type="spellStart"/>
-      <w:r>
-        <w:t>necessidade</w:t>
-      </w:r>
-      <w:proofErr w:type="spellEnd"/>
-      <w:r>
-        <w:t xml:space="preserve"> de registrar </w:t>
-      </w:r>
-      <w:proofErr w:type="spellStart"/>
-      <w:r>
-        <w:t>informações</w:t>
-      </w:r>
-      <w:proofErr w:type="spellEnd"/>
-      <w:r>
-        <w:t xml:space="preserve">. | </w:t>
-      </w:r>
-      <w:proofErr w:type="spellStart"/>
-      <w:r>
-        <w:t>Porque</w:t>
-      </w:r>
-      <w:proofErr w:type="spellEnd"/>
-      <w:r>
-        <w:t xml:space="preserve"> </w:t>
-      </w:r>
-      <w:proofErr w:type="spellStart"/>
-      <w:r>
-        <w:t>substitui</w:t>
-      </w:r>
-      <w:proofErr w:type="spellEnd"/>
-      <w:r>
-        <w:t xml:space="preserve"> </w:t>
-      </w:r>
-      <w:proofErr w:type="spellStart"/>
-      <w:r>
-        <w:t>todos</w:t>
-      </w:r>
-      <w:proofErr w:type="spellEnd"/>
-      <w:r>
-        <w:t xml:space="preserve"> </w:t>
-      </w:r>
-      <w:proofErr w:type="spellStart"/>
-      <w:r>
-        <w:t>os</w:t>
-      </w:r>
-      <w:proofErr w:type="spellEnd"/>
-      <w:r>
-        <w:t xml:space="preserve"> testes. | </w:t>
-      </w:r>
-      <w:proofErr w:type="spellStart"/>
-      <w:r>
-        <w:t>Porque</w:t>
-      </w:r>
-      <w:proofErr w:type="spellEnd"/>
-      <w:r>
-        <w:t xml:space="preserve"> define </w:t>
-      </w:r>
-      <w:proofErr w:type="spellStart"/>
-      <w:r>
-        <w:t>apenas</w:t>
-      </w:r>
-      <w:proofErr w:type="spellEnd"/>
-      <w:r>
-        <w:t xml:space="preserve"> as cores do app.</w:t>
+        <w:t>Alternativas: Porque substitui todos os testes. | Porque define apenas as cores do app. | Porque elimina a necessidade de registrar informações. | Porque os requisitos devem refletir necessidades reais.</w:t>
       </w:r>
     </w:p>
     <w:p>
@@ -1099,125 +288,8 @@
       </w:r>
     </w:p>
     <w:p>
-      <w:proofErr w:type="spellStart"/>
       <w:r>
-        <w:t>Alternativas</w:t>
-      </w:r>
-      <w:proofErr w:type="spellEnd"/>
-      <w:r>
-        <w:t xml:space="preserve">: </w:t>
-      </w:r>
-      <w:proofErr w:type="spellStart"/>
-      <w:r>
-        <w:t>Evitar</w:t>
-      </w:r>
-      <w:proofErr w:type="spellEnd"/>
-      <w:r>
-        <w:t xml:space="preserve"> </w:t>
-      </w:r>
-      <w:proofErr w:type="spellStart"/>
-      <w:r>
-        <w:t>retrabalho</w:t>
-      </w:r>
-      <w:proofErr w:type="spellEnd"/>
-      <w:r>
-        <w:t xml:space="preserve"> e </w:t>
-      </w:r>
-      <w:proofErr w:type="spellStart"/>
-      <w:r>
-        <w:t>alinhar</w:t>
-      </w:r>
-      <w:proofErr w:type="spellEnd"/>
-      <w:r>
-        <w:t xml:space="preserve"> </w:t>
-      </w:r>
-      <w:proofErr w:type="spellStart"/>
-      <w:r>
-        <w:t>expectativas</w:t>
-      </w:r>
-      <w:proofErr w:type="spellEnd"/>
-      <w:r>
-        <w:t xml:space="preserve">. | </w:t>
-      </w:r>
-      <w:proofErr w:type="spellStart"/>
-      <w:r>
-        <w:t>Aumentar</w:t>
-      </w:r>
-      <w:proofErr w:type="spellEnd"/>
-      <w:r>
-        <w:t xml:space="preserve"> </w:t>
-      </w:r>
-      <w:proofErr w:type="spellStart"/>
-      <w:r>
-        <w:t>dúvidas</w:t>
-      </w:r>
-      <w:proofErr w:type="spellEnd"/>
-      <w:r>
-        <w:t xml:space="preserve"> </w:t>
-      </w:r>
-      <w:proofErr w:type="spellStart"/>
-      <w:r>
-        <w:t>sem</w:t>
-      </w:r>
-      <w:proofErr w:type="spellEnd"/>
-      <w:r>
-        <w:t xml:space="preserve"> </w:t>
-      </w:r>
-      <w:proofErr w:type="spellStart"/>
-      <w:r>
-        <w:t>registro</w:t>
-      </w:r>
-      <w:proofErr w:type="spellEnd"/>
-      <w:r>
-        <w:t xml:space="preserve">. | </w:t>
-      </w:r>
-      <w:proofErr w:type="spellStart"/>
-      <w:r>
-        <w:t>Adiar</w:t>
-      </w:r>
-      <w:proofErr w:type="spellEnd"/>
-      <w:r>
-        <w:t xml:space="preserve"> </w:t>
-      </w:r>
-      <w:proofErr w:type="spellStart"/>
-      <w:r>
-        <w:t>toda</w:t>
-      </w:r>
-      <w:proofErr w:type="spellEnd"/>
-      <w:r>
-        <w:t xml:space="preserve"> </w:t>
-      </w:r>
-      <w:proofErr w:type="spellStart"/>
-      <w:r>
-        <w:t>validação</w:t>
-      </w:r>
-      <w:proofErr w:type="spellEnd"/>
-      <w:r>
-        <w:t xml:space="preserve">. | </w:t>
-      </w:r>
-      <w:proofErr w:type="spellStart"/>
-      <w:r>
-        <w:t>Eliminar</w:t>
-      </w:r>
-      <w:proofErr w:type="spellEnd"/>
-      <w:r>
-        <w:t xml:space="preserve"> a </w:t>
-      </w:r>
-      <w:proofErr w:type="spellStart"/>
-      <w:r>
-        <w:t>participação</w:t>
-      </w:r>
-      <w:proofErr w:type="spellEnd"/>
-      <w:r>
-        <w:t xml:space="preserve"> do </w:t>
-      </w:r>
-      <w:proofErr w:type="spellStart"/>
-      <w:r>
-        <w:t>cliente</w:t>
-      </w:r>
-      <w:proofErr w:type="spellEnd"/>
-      <w:r>
-        <w:t>.</w:t>
+        <w:t>Alternativas: Aumentar dúvidas sem registro. | Adiar toda validação. | Evitar retrabalho e alinhar expectativas. | Eliminar a participação do cliente.</w:t>
       </w:r>
     </w:p>
     <w:p>
@@ -1251,43 +323,9 @@
       </w:r>
     </w:p>
     <w:p>
-      <w:proofErr w:type="spellStart"/>
       <w:r>
-        <w:t>Alternativas</w:t>
+        <w:t>Alternativas: tamanho | senha | benefício | cor</w:t>
       </w:r>
-      <w:proofErr w:type="spellEnd"/>
-      <w:r>
-        <w:t xml:space="preserve">: </w:t>
-      </w:r>
-      <w:proofErr w:type="spellStart"/>
-      <w:r>
-        <w:t>benefício</w:t>
-      </w:r>
-      <w:proofErr w:type="spellEnd"/>
-      <w:r>
-        <w:t xml:space="preserve"> | </w:t>
-      </w:r>
-      <w:proofErr w:type="spellStart"/>
-      <w:r>
-        <w:t>cor</w:t>
-      </w:r>
-      <w:proofErr w:type="spellEnd"/>
-      <w:r>
-        <w:t xml:space="preserve"> | </w:t>
-      </w:r>
-      <w:proofErr w:type="spellStart"/>
-      <w:r>
-        <w:t>senha</w:t>
-      </w:r>
-      <w:proofErr w:type="spellEnd"/>
-      <w:r>
-        <w:t xml:space="preserve"> | </w:t>
-      </w:r>
-      <w:proofErr w:type="spellStart"/>
-      <w:r>
-        <w:t>tamanho</w:t>
-      </w:r>
-      <w:proofErr w:type="spellEnd"/>
     </w:p>
     <w:p>
       <w:pPr>
@@ -1320,101 +358,8 @@
       </w:r>
     </w:p>
     <w:p>
-      <w:proofErr w:type="spellStart"/>
       <w:r>
-        <w:t>Alternativas</w:t>
-      </w:r>
-      <w:proofErr w:type="spellEnd"/>
-      <w:r>
-        <w:t xml:space="preserve">: </w:t>
-      </w:r>
-      <w:proofErr w:type="spellStart"/>
-      <w:r>
-        <w:t>Atores</w:t>
-      </w:r>
-      <w:proofErr w:type="spellEnd"/>
-      <w:r>
-        <w:t xml:space="preserve"> e </w:t>
-      </w:r>
-      <w:proofErr w:type="spellStart"/>
-      <w:r>
-        <w:t>ações</w:t>
-      </w:r>
-      <w:proofErr w:type="spellEnd"/>
-      <w:r>
-        <w:t xml:space="preserve"> </w:t>
-      </w:r>
-      <w:proofErr w:type="spellStart"/>
-      <w:r>
-        <w:t>ou</w:t>
-      </w:r>
-      <w:proofErr w:type="spellEnd"/>
-      <w:r>
-        <w:t xml:space="preserve"> </w:t>
-      </w:r>
-      <w:proofErr w:type="spellStart"/>
-      <w:r>
-        <w:t>funcionalidades</w:t>
-      </w:r>
-      <w:proofErr w:type="spellEnd"/>
-      <w:r>
-        <w:t xml:space="preserve"> do </w:t>
-      </w:r>
-      <w:proofErr w:type="spellStart"/>
-      <w:r>
-        <w:t>sistema</w:t>
-      </w:r>
-      <w:proofErr w:type="spellEnd"/>
-      <w:r>
-        <w:t xml:space="preserve">. | </w:t>
-      </w:r>
-      <w:proofErr w:type="spellStart"/>
-      <w:r>
-        <w:t>Somente</w:t>
-      </w:r>
-      <w:proofErr w:type="spellEnd"/>
-      <w:r>
-        <w:t xml:space="preserve"> cores e </w:t>
-      </w:r>
-      <w:proofErr w:type="spellStart"/>
-      <w:r>
-        <w:t>fontes</w:t>
-      </w:r>
-      <w:proofErr w:type="spellEnd"/>
-      <w:r>
-        <w:t xml:space="preserve">. | </w:t>
-      </w:r>
-      <w:proofErr w:type="spellStart"/>
-      <w:r>
-        <w:t>Apenas</w:t>
-      </w:r>
-      <w:proofErr w:type="spellEnd"/>
-      <w:r>
-        <w:t xml:space="preserve"> custos do </w:t>
-      </w:r>
-      <w:proofErr w:type="spellStart"/>
-      <w:r>
-        <w:t>negócio</w:t>
-      </w:r>
-      <w:proofErr w:type="spellEnd"/>
-      <w:r>
-        <w:t xml:space="preserve">. | </w:t>
-      </w:r>
-      <w:proofErr w:type="spellStart"/>
-      <w:r>
-        <w:t>Somente</w:t>
-      </w:r>
-      <w:proofErr w:type="spellEnd"/>
-      <w:r>
-        <w:t xml:space="preserve"> imagens </w:t>
-      </w:r>
-      <w:proofErr w:type="spellStart"/>
-      <w:r>
-        <w:t>decorativas</w:t>
-      </w:r>
-      <w:proofErr w:type="spellEnd"/>
-      <w:r>
-        <w:t>.</w:t>
+        <w:t>Alternativas: Apenas custos do negócio. | Atores e ações ou funcionalidades do sistema. | Somente imagens decorativas. | Somente cores e fontes.</w:t>
       </w:r>
     </w:p>
     <w:p>
@@ -1448,125 +393,8 @@
       </w:r>
     </w:p>
     <w:p>
-      <w:proofErr w:type="spellStart"/>
       <w:r>
-        <w:t>Alternativas</w:t>
-      </w:r>
-      <w:proofErr w:type="spellEnd"/>
-      <w:r>
-        <w:t xml:space="preserve">: Para </w:t>
-      </w:r>
-      <w:proofErr w:type="spellStart"/>
-      <w:r>
-        <w:t>representar</w:t>
-      </w:r>
-      <w:proofErr w:type="spellEnd"/>
-      <w:r>
-        <w:t xml:space="preserve"> </w:t>
-      </w:r>
-      <w:proofErr w:type="spellStart"/>
-      <w:r>
-        <w:t>visualmente</w:t>
-      </w:r>
-      <w:proofErr w:type="spellEnd"/>
-      <w:r>
-        <w:t xml:space="preserve"> </w:t>
-      </w:r>
-      <w:proofErr w:type="gramStart"/>
-      <w:r>
-        <w:t>a</w:t>
-      </w:r>
-      <w:proofErr w:type="gramEnd"/>
-      <w:r>
-        <w:t xml:space="preserve"> </w:t>
-      </w:r>
-      <w:proofErr w:type="spellStart"/>
-      <w:r>
-        <w:t>estrutura</w:t>
-      </w:r>
-      <w:proofErr w:type="spellEnd"/>
-      <w:r>
-        <w:t xml:space="preserve"> das </w:t>
-      </w:r>
-      <w:proofErr w:type="spellStart"/>
-      <w:r>
-        <w:t>telas</w:t>
-      </w:r>
-      <w:proofErr w:type="spellEnd"/>
-      <w:r>
-        <w:t xml:space="preserve"> e </w:t>
-      </w:r>
-      <w:proofErr w:type="spellStart"/>
-      <w:r>
-        <w:t>validar</w:t>
-      </w:r>
-      <w:proofErr w:type="spellEnd"/>
-      <w:r>
-        <w:t xml:space="preserve"> a </w:t>
-      </w:r>
-      <w:proofErr w:type="spellStart"/>
-      <w:r>
-        <w:t>solução</w:t>
-      </w:r>
-      <w:proofErr w:type="spellEnd"/>
-      <w:r>
-        <w:t xml:space="preserve">. | Para </w:t>
-      </w:r>
-      <w:proofErr w:type="spellStart"/>
-      <w:r>
-        <w:t>substituir</w:t>
-      </w:r>
-      <w:proofErr w:type="spellEnd"/>
-      <w:r>
-        <w:t xml:space="preserve"> </w:t>
-      </w:r>
-      <w:proofErr w:type="gramStart"/>
-      <w:r>
-        <w:t>a</w:t>
-      </w:r>
-      <w:proofErr w:type="gramEnd"/>
-      <w:r>
-        <w:t xml:space="preserve"> </w:t>
-      </w:r>
-      <w:proofErr w:type="spellStart"/>
-      <w:r>
-        <w:t>entrevista</w:t>
-      </w:r>
-      <w:proofErr w:type="spellEnd"/>
-      <w:r>
-        <w:t xml:space="preserve">. | Para </w:t>
-      </w:r>
-      <w:proofErr w:type="spellStart"/>
-      <w:r>
-        <w:t>definir</w:t>
-      </w:r>
-      <w:proofErr w:type="spellEnd"/>
-      <w:r>
-        <w:t xml:space="preserve"> o </w:t>
-      </w:r>
-      <w:proofErr w:type="spellStart"/>
-      <w:r>
-        <w:t>preço</w:t>
-      </w:r>
-      <w:proofErr w:type="spellEnd"/>
-      <w:r>
-        <w:t xml:space="preserve"> do app. | Para </w:t>
-      </w:r>
-      <w:proofErr w:type="spellStart"/>
-      <w:r>
-        <w:t>armazenar</w:t>
-      </w:r>
-      <w:proofErr w:type="spellEnd"/>
-      <w:r>
-        <w:t xml:space="preserve"> </w:t>
-      </w:r>
-      <w:proofErr w:type="spellStart"/>
-      <w:r>
-        <w:t>pagamentos</w:t>
-      </w:r>
-      <w:proofErr w:type="spellEnd"/>
-      <w:r>
-        <w:t>.</w:t>
+        <w:t>Alternativas: Para armazenar pagamentos. | Para substituir a entrevista. | Para representar visualmente a estrutura das telas e validar a solução. | Para definir o preço do app.</w:t>
       </w:r>
     </w:p>
     <w:p>
